--- a/DOCS/WCR.docx
+++ b/DOCS/WCR.docx
@@ -747,8 +747,6 @@
             </w:r>
           </w:p>
         </w:tc>
-        <w:bookmarkStart w:id="0" w:name="_GoBack"/>
-        <w:bookmarkEnd w:id="0"/>
       </w:tr>
       <w:tr>
         <w:trPr>
@@ -1650,6 +1648,27 @@
               </w:rPr>
               <w:t>${INVERTER_MAKE}$</w:t>
             </w:r>
+            <w:r>
+              <w:rPr>
+                <w:sz w:val="18"/>
+                <w:lang w:val="en-IN"/>
+              </w:rPr>
+              <w:t xml:space="preserve"> - ${</w:t>
+            </w:r>
+            <w:r>
+              <w:rPr>
+                <w:sz w:val="18"/>
+                <w:lang w:val="en-IN"/>
+              </w:rPr>
+              <w:t>INVERTER_SR_NO</w:t>
+            </w:r>
+            <w:r>
+              <w:rPr>
+                <w:sz w:val="18"/>
+                <w:lang w:val="en-IN"/>
+              </w:rPr>
+              <w:t>}$</w:t>
+            </w:r>
           </w:p>
         </w:tc>
       </w:tr>
@@ -1814,6 +1833,29 @@
                 <w:sz w:val="18"/>
               </w:rPr>
               <w:t xml:space="preserve"> </w:t>
+            </w:r>
+            <w:r>
+              <w:rPr>
+                <w:rFonts w:ascii="Times New Roman"/>
+                <w:sz w:val="18"/>
+              </w:rPr>
+              <w:t>${</w:t>
+            </w:r>
+            <w:r>
+              <w:rPr>
+                <w:rFonts w:ascii="Times New Roman"/>
+                <w:sz w:val="18"/>
+              </w:rPr>
+              <w:t>INVERTER_MPPT</w:t>
+            </w:r>
+            <w:bookmarkStart w:id="0" w:name="_GoBack"/>
+            <w:bookmarkEnd w:id="0"/>
+            <w:r>
+              <w:rPr>
+                <w:rFonts w:ascii="Times New Roman"/>
+                <w:sz w:val="18"/>
+              </w:rPr>
+              <w:t>}$</w:t>
             </w:r>
           </w:p>
         </w:tc>
@@ -3580,6 +3622,7 @@
   <w:style w:type="character" w:default="1" w:styleId="DefaultParagraphFont">
     <w:name w:val="Default Paragraph Font"/>
     <w:uiPriority w:val="1"/>
+    <w:semiHidden/>
     <w:unhideWhenUsed/>
   </w:style>
   <w:style w:type="table" w:default="1" w:styleId="TableNormal">

--- a/DOCS/WCR.docx
+++ b/DOCS/WCR.docx
@@ -618,8 +618,22 @@
               <w:rPr>
                 <w:rFonts w:ascii="Times New Roman"/>
               </w:rPr>
-              <w:t>${SANCTION_NUMBER}$</w:t>
-            </w:r>
+              <w:t>${</w:t>
+            </w:r>
+            <w:r>
+              <w:rPr>
+                <w:color w:val="000000"/>
+              </w:rPr>
+              <w:t>CONSUMER_APP_NO</w:t>
+            </w:r>
+            <w:r>
+              <w:rPr>
+                <w:rFonts w:ascii="Times New Roman"/>
+              </w:rPr>
+              <w:t>}$</w:t>
+            </w:r>
+            <w:bookmarkStart w:id="0" w:name="_GoBack"/>
+            <w:bookmarkEnd w:id="0"/>
           </w:p>
         </w:tc>
       </w:tr>
@@ -1839,23 +1853,7 @@
                 <w:rFonts w:ascii="Times New Roman"/>
                 <w:sz w:val="18"/>
               </w:rPr>
-              <w:t>${</w:t>
-            </w:r>
-            <w:r>
-              <w:rPr>
-                <w:rFonts w:ascii="Times New Roman"/>
-                <w:sz w:val="18"/>
-              </w:rPr>
-              <w:t>INVERTER_MPPT</w:t>
-            </w:r>
-            <w:bookmarkStart w:id="0" w:name="_GoBack"/>
-            <w:bookmarkEnd w:id="0"/>
-            <w:r>
-              <w:rPr>
-                <w:rFonts w:ascii="Times New Roman"/>
-                <w:sz w:val="18"/>
-              </w:rPr>
-              <w:t>}$</w:t>
+              <w:t>MPPT</w:t>
             </w:r>
           </w:p>
         </w:tc>
